--- a/word_templates/giay_de_nghi.docx
+++ b/word_templates/giay_de_nghi.docx
@@ -4,10 +4,16 @@
   <w:body>
     <w:tbl>
       <w:tblPr>
-        <w:tblStyle w:val="TableGrid"/>
-        <w:tblW w:type="auto" w:w="0"/>
-        <w:jc w:val="center"/>
+        <w:tblW w:type="dxa" w:w="9016"/>
         <w:tblLook w:firstColumn="1" w:firstRow="1" w:lastColumn="0" w:lastRow="0" w:noHBand="0" w:noVBand="1" w:val="04A0"/>
+        <w:tblBorders>
+          <w:top w:val="none"/>
+          <w:left w:val="none"/>
+          <w:bottom w:val="none"/>
+          <w:right w:val="none"/>
+          <w:insideH w:val="none"/>
+          <w:insideV w:val="none"/>
+        </w:tblBorders>
       </w:tblPr>
       <w:tblGrid>
         <w:gridCol w:w="4702"/>
@@ -16,7 +22,7 @@
       <w:tr>
         <w:tc>
           <w:tcPr>
-            <w:tcW w:type="dxa" w:w="4702"/>
+            <w:tcW w:type="dxa" w:w="5098"/>
             <w:tcBorders>
               <w:top w:val="none"/>
               <w:left w:val="none"/>
@@ -29,64 +35,40 @@
           </w:tcPr>
           <w:p>
             <w:pPr>
-              <w:spacing w:before="0" w:after="40"/>
               <w:jc w:val="center"/>
+              <w:spacing w:line="276" w:lineRule="auto" w:before="0" w:after="30"/>
             </w:pPr>
             <w:r>
               <w:rPr>
-                <w:rFonts w:ascii="Times New Roman" w:hAnsi="Times New Roman"/>
+                <w:rFonts w:ascii="Times New Roman" w:hAnsi="Times New Roman" w:cs="Times New Roman" w:eastAsia="Times New Roman"/>
                 <w:b w:val="0"/>
-                <w:sz w:val="22"/>
+                <w:i w:val="0"/>
+                <w:sz w:val="26"/>
+                <w:szCs w:val="26"/>
               </w:rPr>
               <w:t>TCT VIỄN THÔNG MOBIFONE</w:t>
             </w:r>
           </w:p>
           <w:p>
             <w:pPr>
-              <w:spacing w:before="0" w:after="40"/>
               <w:jc w:val="center"/>
+              <w:spacing w:line="276" w:lineRule="auto" w:before="0" w:after="30"/>
             </w:pPr>
             <w:r>
               <w:rPr>
-                <w:rFonts w:ascii="Times New Roman" w:hAnsi="Times New Roman"/>
+                <w:rFonts w:ascii="Times New Roman" w:hAnsi="Times New Roman" w:cs="Times New Roman" w:eastAsia="Times New Roman"/>
                 <w:b/>
-                <w:sz w:val="22"/>
+                <w:i w:val="0"/>
+                <w:sz w:val="26"/>
+                <w:szCs w:val="26"/>
               </w:rPr>
               <w:t>MOBIFONE LÂM ĐỒNG</w:t>
-            </w:r>
-          </w:p>
-          <w:p>
-            <w:pPr>
-              <w:spacing w:before="0" w:after="40"/>
-              <w:jc w:val="center"/>
-            </w:pPr>
-            <w:r>
-              <w:rPr>
-                <w:rFonts w:ascii="Times New Roman" w:hAnsi="Times New Roman"/>
-                <w:b w:val="0"/>
-                <w:sz w:val="18"/>
-              </w:rPr>
-              <w:t>───────────────────</w:t>
-            </w:r>
-          </w:p>
-          <w:p>
-            <w:pPr>
-              <w:spacing w:before="0" w:after="40"/>
-              <w:jc w:val="center"/>
-            </w:pPr>
-            <w:r>
-              <w:rPr>
-                <w:rFonts w:ascii="Times New Roman" w:hAnsi="Times New Roman"/>
-                <w:b w:val="0"/>
-                <w:sz w:val="22"/>
-              </w:rPr>
-              <w:t>MẪU SỐ: 08-TT</w:t>
             </w:r>
           </w:p>
         </w:tc>
         <w:tc>
           <w:tcPr>
-            <w:tcW w:type="dxa" w:w="4702"/>
+            <w:tcW w:type="dxa" w:w="3918"/>
             <w:tcBorders>
               <w:top w:val="none"/>
               <w:left w:val="none"/>
@@ -99,30 +81,18 @@
           </w:tcPr>
           <w:p>
             <w:pPr>
-              <w:spacing w:before="0" w:after="40"/>
-              <w:jc w:val="center"/>
+              <w:jc w:val="right"/>
+              <w:spacing w:line="276" w:lineRule="auto" w:before="0" w:after="0"/>
             </w:pPr>
             <w:r>
               <w:rPr>
-                <w:rFonts w:ascii="Times New Roman" w:hAnsi="Times New Roman"/>
-                <w:b/>
-                <w:sz w:val="22"/>
+                <w:rFonts w:ascii="Times New Roman" w:hAnsi="Times New Roman" w:cs="Times New Roman" w:eastAsia="Times New Roman"/>
+                <w:b w:val="0"/>
+                <w:i w:val="0"/>
+                <w:sz w:val="26"/>
+                <w:szCs w:val="26"/>
               </w:rPr>
-              <w:t>CỘNG HÒA XÃ HỘI CHỦ NGHĨA VIỆT NAM</w:t>
-            </w:r>
-          </w:p>
-          <w:p>
-            <w:pPr>
-              <w:spacing w:before="0" w:after="40"/>
-              <w:jc w:val="center"/>
-            </w:pPr>
-            <w:r>
-              <w:rPr>
-                <w:rFonts w:ascii="Times New Roman" w:hAnsi="Times New Roman"/>
-                <w:b w:val="0"/>
-                <w:sz w:val="22"/>
-              </w:rPr>
-              <w:t>Độc lập – Tự do – Hạnh phúc</w:t>
+              <w:t>MẪU SỐ: 08-TT</w:t>
             </w:r>
           </w:p>
         </w:tc>
@@ -130,185 +100,216 @@
     </w:tbl>
     <w:p>
       <w:pPr>
-        <w:spacing w:after="0"/>
+        <w:jc w:val="left"/>
+        <w:spacing w:line="276" w:lineRule="auto" w:before="0" w:after="60"/>
       </w:pPr>
     </w:p>
     <w:p>
       <w:pPr>
-        <w:spacing w:before="0" w:after="120"/>
         <w:jc w:val="center"/>
+        <w:spacing w:line="276" w:lineRule="auto" w:before="60" w:after="60"/>
       </w:pPr>
       <w:r>
         <w:rPr>
-          <w:rFonts w:ascii="Times New Roman" w:hAnsi="Times New Roman"/>
+          <w:rFonts w:ascii="Times New Roman" w:hAnsi="Times New Roman" w:cs="Times New Roman" w:eastAsia="Times New Roman"/>
           <w:b/>
           <w:i w:val="0"/>
-          <w:sz w:val="28"/>
+          <w:sz w:val="32"/>
+          <w:szCs w:val="32"/>
         </w:rPr>
         <w:t>GIẤY ĐỀ NGHỊ TIẾP KHÁCH</w:t>
       </w:r>
     </w:p>
     <w:p>
       <w:pPr>
-        <w:spacing w:before="0" w:after="160"/>
         <w:jc w:val="center"/>
+        <w:spacing w:line="276" w:lineRule="auto" w:before="0" w:after="80"/>
       </w:pPr>
       <w:r>
         <w:rPr>
-          <w:rFonts w:ascii="Times New Roman" w:hAnsi="Times New Roman"/>
+          <w:rFonts w:ascii="Times New Roman" w:hAnsi="Times New Roman" w:cs="Times New Roman" w:eastAsia="Times New Roman"/>
           <w:b w:val="0"/>
           <w:i/>
-          <w:sz w:val="26"/>
+          <w:sz w:val="28"/>
+          <w:szCs w:val="28"/>
         </w:rPr>
         <w:t>{{ngay_tiep_khach}}</w:t>
       </w:r>
     </w:p>
     <w:p>
       <w:pPr>
-        <w:spacing w:before="0" w:after="120"/>
-        <w:jc w:val="left"/>
+        <w:jc w:val="center"/>
+        <w:spacing w:line="276" w:lineRule="auto" w:before="0" w:after="80"/>
       </w:pPr>
       <w:r>
         <w:rPr>
-          <w:rFonts w:ascii="Times New Roman" w:hAnsi="Times New Roman"/>
+          <w:rFonts w:ascii="Times New Roman" w:hAnsi="Times New Roman" w:cs="Times New Roman" w:eastAsia="Times New Roman"/>
           <w:b/>
           <w:i w:val="0"/>
-          <w:sz w:val="26"/>
+          <w:sz w:val="28"/>
+          <w:szCs w:val="28"/>
         </w:rPr>
-        <w:t>Kính gửi: Lãnh đạo MobiFone Lâm Đồng</w:t>
+        <w:t xml:space="preserve">Kính gửi: </w:t>
+      </w:r>
+      <w:r>
+        <w:rPr>
+          <w:rFonts w:ascii="Times New Roman" w:hAnsi="Times New Roman" w:cs="Times New Roman" w:eastAsia="Times New Roman"/>
+          <w:b/>
+          <w:i w:val="0"/>
+          <w:sz w:val="28"/>
+          <w:szCs w:val="28"/>
+        </w:rPr>
+        <w:t>Lãnh đạo MobiFone Lâm Đồng</w:t>
       </w:r>
     </w:p>
     <w:p>
       <w:pPr>
-        <w:spacing w:before="0" w:after="80"/>
-        <w:jc w:val="left"/>
+        <w:jc w:val="both"/>
+        <w:spacing w:line="276" w:lineRule="auto" w:before="120" w:after="120"/>
+        <w:ind w:firstLine="567" w:start="0" w:end="0"/>
       </w:pPr>
       <w:r>
         <w:rPr>
-          <w:rFonts w:ascii="Times New Roman" w:hAnsi="Times New Roman"/>
+          <w:rFonts w:ascii="Times New Roman" w:hAnsi="Times New Roman" w:cs="Times New Roman" w:eastAsia="Times New Roman"/>
           <w:b w:val="0"/>
           <w:i w:val="0"/>
-          <w:sz w:val="26"/>
+          <w:sz w:val="28"/>
+          <w:szCs w:val="28"/>
         </w:rPr>
-        <w:tab/>
-        <w:t>Đơn vị đề nghị: {{don_vi}}</w:t>
+        <w:t>Đơn vị đề nghị: {{don_vi}} – MobiFone Lâm Đồng</w:t>
       </w:r>
     </w:p>
     <w:p>
       <w:pPr>
-        <w:spacing w:before="0" w:after="80"/>
-        <w:jc w:val="left"/>
+        <w:jc w:val="both"/>
+        <w:spacing w:line="276" w:lineRule="auto" w:before="120" w:after="120"/>
+        <w:ind w:firstLine="0" w:start="0" w:end="0"/>
       </w:pPr>
       <w:r>
         <w:rPr>
-          <w:rFonts w:ascii="Times New Roman" w:hAnsi="Times New Roman"/>
+          <w:rFonts w:ascii="Times New Roman" w:hAnsi="Times New Roman" w:cs="Times New Roman" w:eastAsia="Times New Roman"/>
           <w:b w:val="0"/>
           <w:i w:val="0"/>
-          <w:sz w:val="26"/>
+          <w:sz w:val="28"/>
+          <w:szCs w:val="28"/>
         </w:rPr>
         <w:t>Lý do: {{ly_do}}</w:t>
       </w:r>
     </w:p>
     <w:p>
       <w:pPr>
-        <w:spacing w:before="0" w:after="80"/>
-        <w:jc w:val="left"/>
+        <w:jc w:val="both"/>
+        <w:spacing w:line="276" w:lineRule="auto" w:before="120" w:after="120"/>
+        <w:ind w:firstLine="567" w:start="0" w:end="0"/>
       </w:pPr>
       <w:r>
         <w:rPr>
-          <w:rFonts w:ascii="Times New Roman" w:hAnsi="Times New Roman"/>
+          <w:rFonts w:ascii="Times New Roman" w:hAnsi="Times New Roman" w:cs="Times New Roman" w:eastAsia="Times New Roman"/>
           <w:b w:val="0"/>
           <w:i w:val="0"/>
-          <w:sz w:val="26"/>
+          <w:sz w:val="28"/>
+          <w:szCs w:val="28"/>
         </w:rPr>
-        <w:tab/>
         <w:t>Người chủ trì: {{ho_ten}}</w:t>
       </w:r>
     </w:p>
     <w:p>
       <w:pPr>
-        <w:spacing w:before="0" w:after="40"/>
-        <w:jc w:val="left"/>
+        <w:jc w:val="both"/>
+        <w:spacing w:line="276" w:lineRule="auto" w:before="120" w:after="120"/>
+        <w:ind w:firstLine="567" w:start="0" w:end="0"/>
       </w:pPr>
       <w:r>
         <w:rPr>
-          <w:rFonts w:ascii="Times New Roman" w:hAnsi="Times New Roman"/>
+          <w:rFonts w:ascii="Times New Roman" w:hAnsi="Times New Roman" w:cs="Times New Roman" w:eastAsia="Times New Roman"/>
           <w:b w:val="0"/>
           <w:i w:val="0"/>
-          <w:sz w:val="26"/>
+          <w:sz w:val="28"/>
+          <w:szCs w:val="28"/>
         </w:rPr>
-        <w:tab/>
         <w:t>Thành phần và số người tham gia</w:t>
       </w:r>
     </w:p>
     <w:p>
       <w:pPr>
-        <w:spacing w:before="0" w:after="40"/>
-        <w:jc w:val="left"/>
+        <w:jc w:val="both"/>
+        <w:spacing w:line="276" w:lineRule="auto" w:before="120" w:after="120"/>
+        <w:ind w:firstLine="567" w:start="0" w:end="0"/>
       </w:pPr>
       <w:r>
         <w:rPr>
-          <w:rFonts w:ascii="Times New Roman" w:hAnsi="Times New Roman"/>
+          <w:rFonts w:ascii="Times New Roman" w:hAnsi="Times New Roman" w:cs="Times New Roman" w:eastAsia="Times New Roman"/>
           <w:b w:val="0"/>
           <w:i w:val="0"/>
-          <w:sz w:val="26"/>
+          <w:sz w:val="28"/>
+          <w:szCs w:val="28"/>
         </w:rPr>
-        <w:tab/>
         <w:t>+ Về phía MBF Lâm Đồng: {{sl_ld}} Lãnh đạo và {{sl_cv}} Chuyên viên</w:t>
       </w:r>
     </w:p>
     <w:p>
       <w:pPr>
-        <w:spacing w:before="0" w:after="80"/>
-        <w:jc w:val="left"/>
+        <w:jc w:val="both"/>
+        <w:spacing w:line="276" w:lineRule="auto" w:before="120" w:after="120"/>
+        <w:ind w:firstLine="567" w:start="0" w:end="0"/>
       </w:pPr>
       <w:r>
         <w:rPr>
-          <w:rFonts w:ascii="Times New Roman" w:hAnsi="Times New Roman"/>
+          <w:rFonts w:ascii="Times New Roman" w:hAnsi="Times New Roman" w:cs="Times New Roman" w:eastAsia="Times New Roman"/>
           <w:b w:val="0"/>
           <w:i w:val="0"/>
-          <w:sz w:val="26"/>
+          <w:sz w:val="28"/>
+          <w:szCs w:val="28"/>
         </w:rPr>
-        <w:tab/>
         <w:t>+ Về phía khách mời: {{sl_khach}} người</w:t>
       </w:r>
     </w:p>
     <w:p>
       <w:pPr>
-        <w:spacing w:before="0" w:after="80"/>
-        <w:jc w:val="left"/>
+        <w:jc w:val="both"/>
+        <w:spacing w:line="276" w:lineRule="auto" w:before="120" w:after="120"/>
+        <w:ind w:firstLine="567" w:start="0" w:end="0"/>
       </w:pPr>
       <w:r>
         <w:rPr>
-          <w:rFonts w:ascii="Times New Roman" w:hAnsi="Times New Roman"/>
+          <w:rFonts w:ascii="Times New Roman" w:hAnsi="Times New Roman" w:cs="Times New Roman" w:eastAsia="Times New Roman"/>
           <w:b w:val="0"/>
           <w:i w:val="0"/>
-          <w:sz w:val="26"/>
+          <w:sz w:val="28"/>
+          <w:szCs w:val="28"/>
         </w:rPr>
-        <w:tab/>
         <w:t>Khách mời: {{khach_moi}}</w:t>
       </w:r>
     </w:p>
     <w:p>
       <w:pPr>
-        <w:spacing w:before="0" w:after="200"/>
-        <w:jc w:val="left"/>
+        <w:jc w:val="both"/>
+        <w:spacing w:line="276" w:lineRule="auto" w:before="120" w:after="240"/>
+        <w:ind w:firstLine="567" w:start="0" w:end="0"/>
       </w:pPr>
       <w:r>
         <w:rPr>
-          <w:rFonts w:ascii="Times New Roman" w:hAnsi="Times New Roman"/>
+          <w:rFonts w:ascii="Times New Roman" w:hAnsi="Times New Roman" w:cs="Times New Roman" w:eastAsia="Times New Roman"/>
           <w:b w:val="0"/>
           <w:i w:val="0"/>
-          <w:sz w:val="26"/>
+          <w:sz w:val="28"/>
+          <w:szCs w:val="28"/>
         </w:rPr>
-        <w:tab/>
-        <w:t>Dự trù số tiền chi tiếp khách: {{truoc_vat}} đồng (chưa VAT). Bằng chữ: {{tien_bang_chu}}.</w:t>
+        <w:t>Dự trù số tiền chi tiếp khách: {{truoc_vat}}đ (chưa VAT). Bằng chữ: {{tien_bang_chu}}.</w:t>
       </w:r>
     </w:p>
     <w:tbl>
       <w:tblPr>
-        <w:tblW w:type="auto" w:w="0"/>
+        <w:tblW w:type="dxa" w:w="9620"/>
         <w:tblLook w:firstColumn="1" w:firstRow="1" w:lastColumn="0" w:lastRow="0" w:noHBand="0" w:noVBand="1" w:val="04A0"/>
+        <w:tblBorders>
+          <w:top w:val="none"/>
+          <w:left w:val="none"/>
+          <w:bottom w:val="none"/>
+          <w:right w:val="none"/>
+          <w:insideH w:val="none"/>
+          <w:insideV w:val="none"/>
+        </w:tblBorders>
       </w:tblPr>
       <w:tblGrid>
         <w:gridCol w:w="4702"/>
@@ -317,54 +318,90 @@
       <w:tr>
         <w:tc>
           <w:tcPr>
-            <w:tcW w:type="dxa" w:w="4702"/>
+            <w:tcW w:type="dxa" w:w="4798"/>
             <w:tcBorders>
               <w:top w:val="none"/>
               <w:left w:val="none"/>
               <w:bottom w:val="none"/>
               <w:right w:val="none"/>
+              <w:insideH w:val="none"/>
+              <w:insideV w:val="none"/>
             </w:tcBorders>
           </w:tcPr>
           <w:p>
             <w:pPr>
-              <w:spacing w:before="20" w:after="20"/>
               <w:jc w:val="center"/>
+              <w:spacing w:line="276" w:lineRule="auto" w:before="60" w:after="0"/>
             </w:pPr>
             <w:r>
               <w:rPr>
-                <w:rFonts w:ascii="Times New Roman" w:hAnsi="Times New Roman"/>
+                <w:rFonts w:ascii="Times New Roman" w:hAnsi="Times New Roman" w:cs="Times New Roman" w:eastAsia="Times New Roman"/>
                 <w:b/>
-                <w:sz w:val="24"/>
+                <w:i w:val="0"/>
+                <w:sz w:val="28"/>
+                <w:szCs w:val="28"/>
               </w:rPr>
               <w:t>Thủ trưởng đơn vị</w:t>
-              <w:br/>
+            </w:r>
+          </w:p>
+          <w:p>
+            <w:pPr>
+              <w:jc w:val="center"/>
+              <w:spacing w:line="276" w:lineRule="auto" w:before="0" w:after="0"/>
+            </w:pPr>
+            <w:r>
+              <w:rPr>
+                <w:rFonts w:ascii="Times New Roman" w:hAnsi="Times New Roman" w:cs="Times New Roman" w:eastAsia="Times New Roman"/>
+                <w:b w:val="0"/>
+                <w:i w:val="0"/>
+                <w:sz w:val="28"/>
+                <w:szCs w:val="28"/>
+              </w:rPr>
               <w:t>(Ký, họ tên)</w:t>
             </w:r>
           </w:p>
         </w:tc>
         <w:tc>
           <w:tcPr>
-            <w:tcW w:type="dxa" w:w="4702"/>
+            <w:tcW w:type="dxa" w:w="4822"/>
             <w:tcBorders>
               <w:top w:val="none"/>
               <w:left w:val="none"/>
               <w:bottom w:val="none"/>
               <w:right w:val="none"/>
+              <w:insideH w:val="none"/>
+              <w:insideV w:val="none"/>
             </w:tcBorders>
           </w:tcPr>
           <w:p>
             <w:pPr>
-              <w:spacing w:before="20" w:after="20"/>
               <w:jc w:val="center"/>
+              <w:spacing w:line="276" w:lineRule="auto" w:before="60" w:after="0"/>
             </w:pPr>
             <w:r>
               <w:rPr>
-                <w:rFonts w:ascii="Times New Roman" w:hAnsi="Times New Roman"/>
+                <w:rFonts w:ascii="Times New Roman" w:hAnsi="Times New Roman" w:cs="Times New Roman" w:eastAsia="Times New Roman"/>
                 <w:b/>
-                <w:sz w:val="24"/>
+                <w:i w:val="0"/>
+                <w:sz w:val="28"/>
+                <w:szCs w:val="28"/>
               </w:rPr>
               <w:t>Người đề nghị</w:t>
-              <w:br/>
+            </w:r>
+          </w:p>
+          <w:p>
+            <w:pPr>
+              <w:jc w:val="center"/>
+              <w:spacing w:line="276" w:lineRule="auto" w:before="0" w:after="0"/>
+            </w:pPr>
+            <w:r>
+              <w:rPr>
+                <w:rFonts w:ascii="Times New Roman" w:hAnsi="Times New Roman" w:cs="Times New Roman" w:eastAsia="Times New Roman"/>
+                <w:b w:val="0"/>
+                <w:i w:val="0"/>
+                <w:sz w:val="28"/>
+                <w:szCs w:val="28"/>
+              </w:rPr>
               <w:t>(Ký, họ tên)</w:t>
             </w:r>
           </w:p>
@@ -373,54 +410,106 @@
       <w:tr>
         <w:tc>
           <w:tcPr>
-            <w:tcW w:type="dxa" w:w="4702"/>
+            <w:tcW w:type="dxa" w:w="4798"/>
             <w:tcBorders>
               <w:top w:val="none"/>
               <w:left w:val="none"/>
               <w:bottom w:val="none"/>
               <w:right w:val="none"/>
+              <w:insideH w:val="none"/>
+              <w:insideV w:val="none"/>
             </w:tcBorders>
           </w:tcPr>
           <w:p>
             <w:pPr>
-              <w:spacing w:before="20" w:after="20"/>
               <w:jc w:val="center"/>
+              <w:spacing w:line="276" w:lineRule="auto" w:before="0" w:after="0"/>
+            </w:pPr>
+          </w:p>
+          <w:p>
+            <w:pPr>
+              <w:jc w:val="center"/>
+              <w:spacing w:line="276" w:lineRule="auto" w:before="0" w:after="0"/>
+            </w:pPr>
+          </w:p>
+          <w:p>
+            <w:pPr>
+              <w:jc w:val="center"/>
+              <w:spacing w:line="276" w:lineRule="auto" w:before="0" w:after="0"/>
+            </w:pPr>
+          </w:p>
+          <w:p>
+            <w:pPr>
+              <w:jc w:val="center"/>
+              <w:spacing w:line="276" w:lineRule="auto" w:before="0" w:after="0"/>
+            </w:pPr>
+          </w:p>
+          <w:p>
+            <w:pPr>
+              <w:jc w:val="center"/>
+              <w:spacing w:line="276" w:lineRule="auto" w:before="0" w:after="0"/>
             </w:pPr>
             <w:r>
               <w:rPr>
-                <w:rFonts w:ascii="Times New Roman" w:hAnsi="Times New Roman"/>
+                <w:rFonts w:ascii="Times New Roman" w:hAnsi="Times New Roman" w:cs="Times New Roman" w:eastAsia="Times New Roman"/>
                 <w:b/>
-                <w:sz w:val="24"/>
+                <w:i w:val="0"/>
+                <w:sz w:val="28"/>
+                <w:szCs w:val="28"/>
               </w:rPr>
-              <w:br/>
-              <w:br/>
               <w:t>{{lanh_dao}}</w:t>
             </w:r>
           </w:p>
         </w:tc>
         <w:tc>
           <w:tcPr>
-            <w:tcW w:type="dxa" w:w="4702"/>
+            <w:tcW w:type="dxa" w:w="4822"/>
             <w:tcBorders>
               <w:top w:val="none"/>
               <w:left w:val="none"/>
               <w:bottom w:val="none"/>
               <w:right w:val="none"/>
+              <w:insideH w:val="none"/>
+              <w:insideV w:val="none"/>
             </w:tcBorders>
           </w:tcPr>
           <w:p>
             <w:pPr>
-              <w:spacing w:before="20" w:after="20"/>
               <w:jc w:val="center"/>
+              <w:spacing w:line="276" w:lineRule="auto" w:before="0" w:after="0"/>
+            </w:pPr>
+          </w:p>
+          <w:p>
+            <w:pPr>
+              <w:jc w:val="center"/>
+              <w:spacing w:line="276" w:lineRule="auto" w:before="0" w:after="0"/>
+            </w:pPr>
+          </w:p>
+          <w:p>
+            <w:pPr>
+              <w:jc w:val="center"/>
+              <w:spacing w:line="276" w:lineRule="auto" w:before="0" w:after="0"/>
+            </w:pPr>
+          </w:p>
+          <w:p>
+            <w:pPr>
+              <w:jc w:val="center"/>
+              <w:spacing w:line="276" w:lineRule="auto" w:before="0" w:after="0"/>
+            </w:pPr>
+          </w:p>
+          <w:p>
+            <w:pPr>
+              <w:jc w:val="center"/>
+              <w:spacing w:line="276" w:lineRule="auto" w:before="0" w:after="0"/>
             </w:pPr>
             <w:r>
               <w:rPr>
-                <w:rFonts w:ascii="Times New Roman" w:hAnsi="Times New Roman"/>
+                <w:rFonts w:ascii="Times New Roman" w:hAnsi="Times New Roman" w:cs="Times New Roman" w:eastAsia="Times New Roman"/>
                 <w:b/>
-                <w:sz w:val="24"/>
+                <w:i w:val="0"/>
+                <w:sz w:val="28"/>
+                <w:szCs w:val="28"/>
               </w:rPr>
-              <w:br/>
-              <w:br/>
               <w:t>{{ho_ten}}</w:t>
             </w:r>
           </w:p>
